--- a/facilitator-guide-lean-principles.docx
+++ b/facilitator-guide-lean-principles.docx
@@ -974,7 +974,7 @@
     </w:p>
     <w:p>
       <w:r>
-        <w:t xml:space="preserve">   Content: Map every step from request to customer, and question each step that adds no value. · Ask: · “Which steps would the customer pay for?” · Tools in this kit: · Value Stream Map</w:t>
+        <w:t xml:space="preserve">   Content: Map every step from request to customer, and question each step that adds no value. · Ask: · “Which steps would the customer pay for?” · Tools in this kit: · Value Stream Map · Waste Walk</w:t>
       </w:r>
     </w:p>
     <w:p>
